--- a/viz/manuscript.docx
+++ b/viz/manuscript.docx
@@ -760,7 +760,499 @@
     <w:p>
       <w:r>
         <w:rPr/>
-        <w:t>The model is stated in full, with the definitions, assumptions and machine-checked propositions that follow from it, in the pre-registered protocol that this paper reports (Supplementary information, §T and §B; the protocol is pinned by content digest in §I).</w:t>
+        <w:t xml:space="preserve">These three maps are one chain, and </w:t>
+      </w:r>
+      <w:r>
+        <w:rPr>
+          <w:b/>
+        </w:rPr>
+        <w:t>every quantity in this paper is defined on it</w:t>
+      </w:r>
+      <w:r>
+        <w:rPr/>
+        <w:t xml:space="preserve">. The </w:t>
+      </w:r>
+      <w:r>
+        <w:rPr>
+          <w:b/>
+        </w:rPr>
+        <w:t>channel</w:t>
+      </w:r>
+      <w:r>
+        <w:rPr/>
+        <w:t xml:space="preserve"> is the encoder</w:t>
+      </w:r>
+    </w:p>
+    <w:p>
+      <m:oMathPara>
+        <m:oMath>
+          <m:r>
+            <m:t>x=E(i,</m:t>
+          </m:r>
+          <m:r>
+            <m:t>s,</m:t>
+          </m:r>
+          <m:r>
+            <m:t>n),</m:t>
+          </m:r>
+          <m:r>
+            <m:t>n∼</m:t>
+          </m:r>
+          <m:sSub>
+            <m:e>
+              <m:r>
+                <m:rPr>
+                  <m:scr m:val="script"/>
+                </m:rPr>
+                <m:t>N</m:t>
+              </m:r>
+            </m:e>
+            <m:sub>
+              <m:r>
+                <m:t>s</m:t>
+              </m:r>
+            </m:sub>
+          </m:sSub>
+          <m:r>
+            <m:t>(λ),</m:t>
+          </m:r>
+        </m:oMath>
+      </m:oMathPara>
+    </w:p>
+    <w:p>
+      <w:r>
+        <w:rPr/>
+        <w:t xml:space="preserve">which carries an intention to observed text under channel </w:t>
+      </w:r>
+      <m:oMath>
+        <m:r>
+          <m:t>s</m:t>
+        </m:r>
+      </m:oMath>
+      <w:r>
+        <w:rPr/>
+        <w:t xml:space="preserve"> and a noise draw of intensity </w:t>
+      </w:r>
+      <m:oMath>
+        <m:r>
+          <m:t>λ</m:t>
+        </m:r>
+      </m:oMath>
+      <w:r>
+        <w:rPr/>
+        <w:t xml:space="preserve">. The </w:t>
+      </w:r>
+      <w:r>
+        <w:rPr>
+          <w:b/>
+        </w:rPr>
+        <w:t>instrument</w:t>
+      </w:r>
+      <w:r>
+        <w:rPr/>
+        <w:t xml:space="preserve"> is</w:t>
+      </w:r>
+    </w:p>
+    <w:p>
+      <m:oMathPara>
+        <m:oMath>
+          <m:r>
+            <m:t>(</m:t>
+          </m:r>
+          <m:r>
+            <m:rPr>
+              <m:sty m:val="b"/>
+            </m:rPr>
+            <m:t>p</m:t>
+          </m:r>
+          <m:r>
+            <m:t>,</m:t>
+          </m:r>
+          <m:r>
+            <m:t>c)=</m:t>
+          </m:r>
+          <m:sSub>
+            <m:e>
+              <m:r>
+                <m:t>f</m:t>
+              </m:r>
+            </m:e>
+            <m:sub>
+              <m:r>
+                <m:t>θ</m:t>
+              </m:r>
+            </m:sub>
+          </m:sSub>
+          <m:r>
+            <m:t>(x,</m:t>
+          </m:r>
+          <m:r>
+            <m:t>q),</m:t>
+          </m:r>
+        </m:oMath>
+      </m:oMathPara>
+    </w:p>
+    <w:p>
+      <w:r>
+        <w:rPr/>
+        <w:t xml:space="preserve">with </w:t>
+      </w:r>
+      <m:oMath>
+        <m:r>
+          <m:t>q</m:t>
+        </m:r>
+      </m:oMath>
+      <w:r>
+        <w:rPr/>
+        <w:t xml:space="preserve"> the typed question, </w:t>
+      </w:r>
+      <m:oMath>
+        <m:r>
+          <m:rPr>
+            <m:sty m:val="b"/>
+          </m:rPr>
+          <m:t>p</m:t>
+        </m:r>
+      </m:oMath>
+      <w:r>
+        <w:rPr/>
+        <w:t xml:space="preserve"> the option probabilities and </w:t>
+      </w:r>
+      <m:oMath>
+        <m:r>
+          <m:t>c</m:t>
+        </m:r>
+      </m:oMath>
+      <w:r>
+        <w:rPr/>
+        <w:t xml:space="preserve"> a </w:t>
+      </w:r>
+      <w:r>
+        <w:rPr>
+          <w:b/>
+        </w:rPr>
+        <w:t xml:space="preserve">fixed functional of </w:t>
+      </w:r>
+      <m:oMath>
+        <m:r>
+          <m:rPr>
+            <m:sty m:val="b"/>
+          </m:rPr>
+          <m:t>p</m:t>
+        </m:r>
+      </m:oMath>
+      <w:r>
+        <w:rPr>
+          <w:b/>
+        </w:rPr>
+        <w:t xml:space="preserve">. The </w:t>
+      </w:r>
+      <w:r>
+        <w:rPr/>
+        <w:t>gate</w:t>
+      </w:r>
+      <w:r>
+        <w:rPr>
+          <w:b/>
+        </w:rPr>
+        <w:t xml:space="preserve"> is</w:t>
+      </w:r>
+    </w:p>
+    <w:p>
+      <m:oMathPara>
+        <m:oMath>
+          <m:r>
+            <m:t>a=</m:t>
+          </m:r>
+          <m:sSub>
+            <m:e>
+              <m:r>
+                <m:t>g</m:t>
+              </m:r>
+            </m:e>
+            <m:sub>
+              <m:r>
+                <m:t>τ</m:t>
+              </m:r>
+            </m:sub>
+          </m:sSub>
+          <m:r>
+            <m:t>(</m:t>
+          </m:r>
+          <m:r>
+            <m:rPr>
+              <m:sty m:val="b"/>
+            </m:rPr>
+            <m:t>p</m:t>
+          </m:r>
+          <m:r>
+            <m:t>,</m:t>
+          </m:r>
+          <m:r>
+            <m:t>c),</m:t>
+          </m:r>
+        </m:oMath>
+      </m:oMathPara>
+    </w:p>
+    <w:p>
+      <w:r>
+        <w:rPr/>
+        <w:t xml:space="preserve">the pre-registered map from evidence to action. </w:t>
+      </w:r>
+      <w:r>
+        <w:rPr>
+          <w:b/>
+        </w:rPr>
+        <w:t>Only the gate has a form the programme manipulates or fits</w:t>
+      </w:r>
+      <w:r>
+        <w:rPr/>
+        <w:t xml:space="preserve">: </w:t>
+      </w:r>
+      <m:oMath>
+        <m:r>
+          <m:t>τ</m:t>
+        </m:r>
+      </m:oMath>
+      <w:r>
+        <w:rPr/>
+        <w:t xml:space="preserve"> is a stimulus parameter in this paper and a fitted quantity in the cross-channel phase.</w:t>
+      </w:r>
+    </w:p>
+    <w:p>
+      <w:r>
+        <w:rPr>
+          <w:b/>
+        </w:rPr>
+        <w:t>Three assumptions carry the design, and they are stated rather than implied.</w:t>
+      </w:r>
+    </w:p>
+    <w:p>
+      <w:r>
+        <w:rPr/>
+        <w:t xml:space="preserve">1. </w:t>
+      </w:r>
+      <w:r>
+        <w:rPr>
+          <w:b/>
+        </w:rPr>
+        <w:t>Noise enters at one place.</w:t>
+      </w:r>
+      <w:r>
+        <w:rPr/>
+        <w:t xml:space="preserve"> </w:t>
+      </w:r>
+      <m:oMath>
+        <m:r>
+          <m:t>E</m:t>
+        </m:r>
+      </m:oMath>
+      <w:r>
+        <w:rPr/>
+        <w:t xml:space="preserve"> is the only map that takes the noise draw; neither </w:t>
+      </w:r>
+      <m:oMath>
+        <m:sSub>
+          <m:e>
+            <m:r>
+              <m:t>f</m:t>
+            </m:r>
+          </m:e>
+          <m:sub>
+            <m:r>
+              <m:t>θ</m:t>
+            </m:r>
+          </m:sub>
+        </m:sSub>
+      </m:oMath>
+      <w:r>
+        <w:rPr/>
+        <w:t xml:space="preserve"> nor </w:t>
+      </w:r>
+      <m:oMath>
+        <m:sSub>
+          <m:e>
+            <m:r>
+              <m:t>g</m:t>
+            </m:r>
+          </m:e>
+          <m:sub>
+            <m:r>
+              <m:t>τ</m:t>
+            </m:r>
+          </m:sub>
+        </m:sSub>
+      </m:oMath>
+      <w:r>
+        <w:rPr/>
+        <w:t xml:space="preserve"> sees </w:t>
+      </w:r>
+      <m:oMath>
+        <m:r>
+          <m:t>λ</m:t>
+        </m:r>
+      </m:oMath>
+      <w:r>
+        <w:rPr/>
+        <w:t xml:space="preserve"> or </w:t>
+      </w:r>
+      <m:oMath>
+        <m:r>
+          <m:t>s</m:t>
+        </m:r>
+      </m:oMath>
+      <w:r>
+        <w:rPr/>
+        <w:t xml:space="preserve">. A difference between two conditions is therefore a difference in </w:t>
+      </w:r>
+      <m:oMath>
+        <m:r>
+          <m:t>x</m:t>
+        </m:r>
+      </m:oMath>
+      <w:r>
+        <w:rPr/>
+        <w:t xml:space="preserve"> propagating through </w:t>
+      </w:r>
+      <w:r>
+        <w:rPr>
+          <w:i/>
+        </w:rPr>
+        <w:t>both</w:t>
+      </w:r>
+      <w:r>
+        <w:rPr/>
+        <w:t xml:space="preserve"> downstream stages — the formal reason the design is within-item.</w:t>
+      </w:r>
+    </w:p>
+    <w:p>
+      <w:r>
+        <w:rPr/>
+        <w:t xml:space="preserve">2. </w:t>
+      </w:r>
+      <w:r>
+        <w:rPr>
+          <w:b/>
+        </w:rPr>
+        <w:t>The instrument is frozen.</w:t>
+      </w:r>
+      <w:r>
+        <w:rPr/>
+        <w:t xml:space="preserve"> </w:t>
+      </w:r>
+      <m:oMath>
+        <m:r>
+          <m:t>θ</m:t>
+        </m:r>
+      </m:oMath>
+      <w:r>
+        <w:rPr/>
+        <w:t xml:space="preserve"> is neither trained nor tuned, so the only thing that varies inside </w:t>
+      </w:r>
+      <m:oMath>
+        <m:sSub>
+          <m:e>
+            <m:r>
+              <m:t>f</m:t>
+            </m:r>
+          </m:e>
+          <m:sub>
+            <m:r>
+              <m:t>θ</m:t>
+            </m:r>
+          </m:sub>
+        </m:sSub>
+      </m:oMath>
+      <w:r>
+        <w:rPr/>
+        <w:t xml:space="preserve"> is its input.</w:t>
+      </w:r>
+    </w:p>
+    <w:p>
+      <w:r>
+        <w:rPr/>
+        <w:t xml:space="preserve">3. </w:t>
+      </w:r>
+      <w:r>
+        <w:rPr>
+          <w:b/>
+        </w:rPr>
+        <w:t>Confidence cannot move without evidence.</w:t>
+      </w:r>
+      <w:r>
+        <w:rPr/>
+        <w:t xml:space="preserve"> </w:t>
+      </w:r>
+      <m:oMath>
+        <m:r>
+          <m:t>c</m:t>
+        </m:r>
+      </m:oMath>
+      <w:r>
+        <w:rPr/>
+        <w:t xml:space="preserve"> is a fixed functional of </w:t>
+      </w:r>
+      <m:oMath>
+        <m:r>
+          <m:rPr>
+            <m:sty m:val="b"/>
+          </m:rPr>
+          <m:t>p</m:t>
+        </m:r>
+      </m:oMath>
+      <w:r>
+        <w:rPr/>
+        <w:t xml:space="preserve">, so the instrument cannot raise its confidence independently of what it knows — a constraint the discrimination hypothesis </w:t>
+      </w:r>
+      <w:r>
+        <w:rPr>
+          <w:i/>
+        </w:rPr>
+        <w:t>tests</w:t>
+      </w:r>
+      <w:r>
+        <w:rPr/>
+        <w:t xml:space="preserve"> rather than assumes.</w:t>
+      </w:r>
+    </w:p>
+    <w:p>
+      <w:r>
+        <w:rPr/>
+        <w:t xml:space="preserve">The ecologically relevant regime has </w:t>
+      </w:r>
+      <m:oMath>
+        <m:r>
+          <m:t>λ&gt;0</m:t>
+        </m:r>
+      </m:oMath>
+      <w:r>
+        <w:rPr/>
+        <w:t xml:space="preserve">; </w:t>
+      </w:r>
+      <m:oMath>
+        <m:r>
+          <m:t>λ=0</m:t>
+        </m:r>
+      </m:oMath>
+      <w:r>
+        <w:rPr/>
+        <w:t xml:space="preserve"> is a boundary probe, not a baseline in the everyday sense.</w:t>
+      </w:r>
+    </w:p>
+    <w:p>
+      <w:r>
+        <w:rPr/>
+        <w:t xml:space="preserve">The propositions that follow from these definitions are machine-checked. The </w:t>
+      </w:r>
+      <w:r>
+        <w:rPr>
+          <w:b/>
+        </w:rPr>
+        <w:t>proofs</w:t>
+      </w:r>
+      <w:r>
+        <w:rPr/>
+        <w:t>, the kernel names and the formal machinery are in the Supplementary information, §B, and the protocol is pinned by content digest in §I — what lives there is the proof of the argument, not the argument.</w:t>
       </w:r>
     </w:p>
     <w:p>

--- a/viz/manuscript.docx
+++ b/viz/manuscript.docx
@@ -1366,6 +1366,314 @@
         <w:pStyle w:val="Heading3"/>
       </w:pPr>
       <w:r>
+        <w:t>The theoretical frame</w:t>
+      </w:r>
+    </w:p>
+    <w:p>
+      <w:r>
+        <w:rPr/>
+        <w:t>The system model above is not a picture drawn for this paper. It is a channel with a decision rule on its output, and four classical results say what can and cannot follow from that — including the one that dissolves the apparent paradox this study reports.</w:t>
+      </w:r>
+    </w:p>
+    <w:p>
+      <w:r>
+        <w:rPr>
+          <w:b/>
+        </w:rPr>
+        <w:t>A channel has a capacity, and that is what "structural" means</w:t>
+      </w:r>
+      <w:r>
+        <w:rPr/>
+        <w:t xml:space="preserve"> (Shannon 1948). The intention-to-text map </w:t>
+      </w:r>
+      <m:oMath>
+        <m:r>
+          <m:t>E</m:t>
+        </m:r>
+      </m:oMath>
+      <w:r>
+        <w:rPr/>
+        <w:t xml:space="preserve"> is a transmitter; the model's reading of </w:t>
+      </w:r>
+      <m:oMath>
+        <m:r>
+          <m:t>x</m:t>
+        </m:r>
+      </m:oMath>
+      <w:r>
+        <w:rPr/>
+        <w:t xml:space="preserve"> is a receiver; and Shannon's noisy-channel coding theorem says that below the channel's capacity </w:t>
+      </w:r>
+      <m:oMath>
+        <m:r>
+          <m:t>C</m:t>
+        </m:r>
+      </m:oMath>
+      <w:r>
+        <w:rPr/>
+        <w:t xml:space="preserve"> reliable transmission is achievable </w:t>
+      </w:r>
+      <w:r>
+        <w:rPr>
+          <w:i/>
+        </w:rPr>
+        <w:t>by coding</w:t>
+      </w:r>
+      <w:r>
+        <w:rPr/>
+        <w:t xml:space="preserve">, while above it no scheme achieves it. The word </w:t>
+      </w:r>
+      <w:r>
+        <w:rPr>
+          <w:b/>
+        </w:rPr>
+        <w:t>structural</w:t>
+      </w:r>
+      <w:r>
+        <w:rPr/>
+        <w:t xml:space="preserve"> in this paper's title is that theorem, not a figure of speech: the ecologically relevant regime has </w:t>
+      </w:r>
+      <m:oMath>
+        <m:r>
+          <m:t>λ&gt;0</m:t>
+        </m:r>
+      </m:oMath>
+      <w:r>
+        <w:rPr/>
+        <w:t xml:space="preserve"> because the encoder is a human and a human's channel is noisy by construction, and no threshold, prompt or confidence rule removes the noise. What a design controls is therefore </w:t>
+      </w:r>
+      <w:r>
+        <w:rPr>
+          <w:b/>
+        </w:rPr>
+        <w:t>not whether the channel is noisy but where it operates</w:t>
+      </w:r>
+      <w:r>
+        <w:rPr/>
+        <w:t xml:space="preserve"> — which is the question this study asks.</w:t>
+      </w:r>
+    </w:p>
+    <w:p>
+      <w:r>
+        <w:rPr>
+          <w:b/>
+        </w:rPr>
+        <w:t>The gate selects an operating point on a rate–distortion curve</w:t>
+      </w:r>
+      <w:r>
+        <w:rPr/>
+        <w:t xml:space="preserve"> (Shannon 1959). Rate–distortion theory gives, for a source and a fidelity criterion, the least rate </w:t>
+      </w:r>
+      <m:oMath>
+        <m:r>
+          <m:t>R(D)</m:t>
+        </m:r>
+      </m:oMath>
+      <w:r>
+        <w:rPr/>
+        <w:t xml:space="preserve"> at which the source can be represented with distortion no greater than </w:t>
+      </w:r>
+      <m:oMath>
+        <m:r>
+          <m:t>D</m:t>
+        </m:r>
+      </m:oMath>
+      <w:r>
+        <w:rPr/>
+        <w:t xml:space="preserve">. Read on this loop, </w:t>
+      </w:r>
+      <w:r>
+        <w:rPr>
+          <w:b/>
+        </w:rPr>
+        <w:t>coverage is the rate</w:t>
+      </w:r>
+      <w:r>
+        <w:rPr/>
+        <w:t xml:space="preserve"> — the share of decisions the system commits to — and </w:t>
+      </w:r>
+      <w:r>
+        <w:rPr>
+          <w:b/>
+        </w:rPr>
+        <w:t>the conditional error among committed decisions is the distortion</w:t>
+      </w:r>
+      <w:r>
+        <w:rPr/>
+        <w:t xml:space="preserve">. The gate's threshold </w:t>
+      </w:r>
+      <m:oMath>
+        <m:r>
+          <m:t>τ</m:t>
+        </m:r>
+      </m:oMath>
+      <w:r>
+        <w:rPr/>
+        <w:t xml:space="preserve"> picks a point on that curve, and the curve itself is a property of the channel and the instrument together. Two consequences follow, and both are visible in the results. The manipulable quantity is the </w:t>
+      </w:r>
+      <w:r>
+        <w:rPr>
+          <w:b/>
+        </w:rPr>
+        <w:t>operating point</w:t>
+      </w:r>
+      <w:r>
+        <w:rPr/>
+        <w:t xml:space="preserve">, not the curve; and because noise moves the curve, </w:t>
+      </w:r>
+      <w:r>
+        <w:rPr>
+          <w:b/>
+        </w:rPr>
+        <w:t xml:space="preserve">the same threshold buys a different point at each </w:t>
+      </w:r>
+      <m:oMath>
+        <m:r>
+          <m:t>λ</m:t>
+        </m:r>
+      </m:oMath>
+      <w:r>
+        <w:rPr>
+          <w:b/>
+        </w:rPr>
+        <w:t>. "Accuracy fell and coverage fell" is a statement about which point was occupied. "The gate became more discriminative" is a statement about the curve.</w:t>
+      </w:r>
+    </w:p>
+    <w:p>
+      <w:r>
+        <w:rPr>
+          <w:b/>
+        </w:rPr>
+        <w:t>Criterion and sensitivity are different quantities, and reading them as one is a known error</w:t>
+      </w:r>
+      <w:r>
+        <w:rPr/>
+        <w:t xml:space="preserve"> (Green &amp; Swets 1966). Signal detection theory separates the observer's </w:t>
+      </w:r>
+      <w:r>
+        <w:rPr>
+          <w:b/>
+        </w:rPr>
+        <w:t>criterion</w:t>
+      </w:r>
+      <w:r>
+        <w:rPr/>
+        <w:t xml:space="preserve"> — where it places its decision boundary — from its </w:t>
+      </w:r>
+      <w:r>
+        <w:rPr>
+          <w:b/>
+        </w:rPr>
+        <w:t>sensitivity</w:t>
+      </w:r>
+      <w:r>
+        <w:rPr/>
+        <w:t xml:space="preserve"> — how far apart the underlying distributions are — and relates them on a single receiver-operating-characteristic curve. Whole-sample accuracy and coverage read the criterion: both are functions of where the threshold sits in confidence units. The between-class AUC reads sensitivity, and is the ordinal form of </w:t>
+      </w:r>
+      <m:oMath>
+        <m:sSup>
+          <m:e>
+            <m:r>
+              <m:t>d</m:t>
+            </m:r>
+          </m:e>
+          <m:sup>
+            <m:r>
+              <m:t>′</m:t>
+            </m:r>
+          </m:sup>
+        </m:sSup>
+      </m:oMath>
+      <w:r>
+        <w:rPr/>
+        <w:t xml:space="preserve">, ordinal because the confidence scale is specified only up to an increasing map. </w:t>
+      </w:r>
+      <w:r>
+        <w:rPr>
+          <w:b/>
+        </w:rPr>
+        <w:t>The apparent paradox — accuracy collapsing while discrimination sharpens — is therefore not a paradox.</w:t>
+      </w:r>
+      <w:r>
+        <w:rPr/>
+        <w:t xml:space="preserve"> It is a criterion shift with sensitivity improving, and it was classified as a contradiction only while the two families of measure were read as one kind of thing.</w:t>
+      </w:r>
+    </w:p>
+    <w:p>
+      <w:r>
+        <w:rPr>
+          <w:b/>
+        </w:rPr>
+        <w:t>The loop is a feedback control system, and the disturbance is the human's own</w:t>
+      </w:r>
+      <w:r>
+        <w:rPr/>
+        <w:t xml:space="preserve"> (Wiener 1948). Cybernetics treats a regulator as holding a variable against disturbance, with the disturbance exogenous and normal rather than exceptional. Here the gate is the control law, the human is a second controller who re-prompts, and the disturbance is produced by </w:t>
+      </w:r>
+      <w:r>
+        <w:rPr>
+          <w:b/>
+        </w:rPr>
+        <w:t>the controller's own input channel</w:t>
+      </w:r>
+      <w:r>
+        <w:rPr/>
+        <w:t xml:space="preserve"> — not an attack, not a failure of either party, but a property of the pairing. This is why the failure class matters: an incorrect action and a </w:t>
+      </w:r>
+      <w:r>
+        <w:rPr>
+          <w:b/>
+        </w:rPr>
+        <w:t>refusal to act</w:t>
+      </w:r>
+      <w:r>
+        <w:rPr/>
+        <w:t xml:space="preserve"> are different failures with different remedies in a control system, and the result below says which one this disturbance produces.</w:t>
+      </w:r>
+    </w:p>
+    <w:p>
+      <w:r>
+        <w:rPr>
+          <w:b/>
+        </w:rPr>
+        <w:t>What the frame does not claim.</w:t>
+      </w:r>
+      <w:r>
+        <w:rPr/>
+        <w:t xml:space="preserve"> A thermodynamic reading of this loop is available in the literature — Landauer's principle bounds the energy of erasure — and it is </w:t>
+      </w:r>
+      <w:r>
+        <w:rPr>
+          <w:b/>
+        </w:rPr>
+        <w:t>not invoked here</w:t>
+      </w:r>
+      <w:r>
+        <w:rPr/>
+        <w:t xml:space="preserve">, because this study measures no energy and no erasure cost. A thermal framing would be a metaphor wearing a citation. The same discipline applies to a common taxonomy that places a model's confabulation inside "channel noise": in the partition this study reports, that is the </w:t>
+      </w:r>
+      <w:r>
+        <w:rPr>
+          <w:b/>
+        </w:rPr>
+        <w:t>model-side</w:t>
+      </w:r>
+      <w:r>
+        <w:rPr/>
+        <w:t xml:space="preserve"> class, and placing it in the channel would collapse the distinction the result rests on. </w:t>
+      </w:r>
+      <w:r>
+        <w:rPr>
+          <w:b/>
+        </w:rPr>
+        <w:t>The channel's noise is what the human's channel produces; what the instrument does with it is a separate stage of the chain.</w:t>
+      </w:r>
+    </w:p>
+    <w:p>
+      <w:pPr>
+        <w:pStyle w:val="Heading3"/>
+      </w:pPr>
+      <w:r>
         <w:t>The premise under test</w:t>
       </w:r>
     </w:p>
@@ -2689,7 +2997,17 @@
     <w:p>
       <w:r>
         <w:rPr/>
-        <w:t xml:space="preserve">Read in signal-detection terms the three results stop looking paradoxical. Accuracy and coverage are </w:t>
+        <w:t xml:space="preserve">The frame set out in the Introduction is what makes this legible, and it is a classical one: </w:t>
+      </w:r>
+      <w:r>
+        <w:rPr>
+          <w:b/>
+        </w:rPr>
+        <w:t>signal detection theory</w:t>
+      </w:r>
+      <w:r>
+        <w:rPr/>
+        <w:t xml:space="preserve"> separates the observer's criterion from its sensitivity, and reading the two as one kind of measure is a known error (Green &amp; Swets 1966). Accuracy and coverage are </w:t>
       </w:r>
       <w:r>
         <w:rPr>
@@ -2755,7 +3073,13 @@
       </w:r>
       <w:r>
         <w:rPr/>
-        <w:t xml:space="preserve"> of failure classes, and stating it cleanly is the contribution this study is most likely to be used for.</w:t>
+        <w:t xml:space="preserve"> of failure classes, and stating it cleanly is the contribution this study is most likely to be used for. Seen against the rate-distortion reading of the same section, the partition says where a disturbance enters the curve: </w:t>
+      </w:r>
+      <w:r>
+        <w:rPr>
+          <w:b/>
+        </w:rPr>
+        <w:t>channel-side noise moves the curve and shifts the operating point; model-side noise leaves the curve's position intact and moves the point in the other direction, toward committed error.</w:t>
       </w:r>
     </w:p>
     <w:p>
@@ -3335,6 +3659,16 @@
         <w:rPr>
           <w:b/>
         </w:rPr>
+        <w:t>The disturbance is the pairing's, and cybernetics already named the failure class</w:t>
+      </w:r>
+      <w:r>
+        <w:rPr/>
+        <w:t xml:space="preserve"> (Wiener 1948): a regulator that declines to act has failed differently from one that acts wrongly, and only the second is a correctness failure. </w:t>
+      </w:r>
+      <w:r>
+        <w:rPr>
+          <w:b/>
+        </w:rPr>
         <w:t>The typed channel is the interface, and it composes.</w:t>
       </w:r>
       <w:r>
@@ -5868,6 +6202,22 @@
     <w:p>
       <w:r>
         <w:rPr/>
+        <w:t xml:space="preserve">Green, D. M., &amp; Swets, J. A. (1966). </w:t>
+      </w:r>
+      <w:r>
+        <w:rPr>
+          <w:i/>
+        </w:rPr>
+        <w:t>Signal Detection Theory and Psychophysics</w:t>
+      </w:r>
+      <w:r>
+        <w:rPr/>
+        <w:t>. John Wiley &amp; Sons.</w:t>
+      </w:r>
+    </w:p>
+    <w:p>
+      <w:r>
+        <w:rPr/>
         <w:t xml:space="preserve">Hua, A., Tang, K., Gu, C., Gu, J., Wong, E., &amp; Qin, Y. (2025). Flaw or artifact? Rethinking prompt sensitivity in evaluating LLMs. </w:t>
       </w:r>
       <w:r>
@@ -5964,6 +6314,48 @@
     <w:p>
       <w:r>
         <w:rPr/>
+        <w:t xml:space="preserve">Shannon, C. E. (1948). A mathematical theory of communication. </w:t>
+      </w:r>
+      <w:r>
+        <w:rPr>
+          <w:i/>
+        </w:rPr>
+        <w:t>Bell System Technical Journal</w:t>
+      </w:r>
+      <w:r>
+        <w:rPr/>
+        <w:t>, 27(3), 379-423. doi:10.1002/j.1538-7305.1948.tb01338.x.</w:t>
+      </w:r>
+    </w:p>
+    <w:p>
+      <w:r>
+        <w:rPr/>
+        <w:t xml:space="preserve">Shannon, C. E. (1959). Coding theorems for a discrete source with a fidelity criterion. </w:t>
+      </w:r>
+      <w:r>
+        <w:rPr>
+          <w:i/>
+        </w:rPr>
+        <w:t>IRE National Convention Record</w:t>
+      </w:r>
+      <w:r>
+        <w:rPr/>
+        <w:t xml:space="preserve">, 7. Reprinted in </w:t>
+      </w:r>
+      <w:r>
+        <w:rPr>
+          <w:i/>
+        </w:rPr>
+        <w:t>Claude E. Shannon: Collected Papers</w:t>
+      </w:r>
+      <w:r>
+        <w:rPr/>
+        <w:t>, ch. 21, IEEE, 2009. doi:10.1109/9780470544242.ch21.</w:t>
+      </w:r>
+    </w:p>
+    <w:p>
+      <w:r>
+        <w:rPr/>
         <w:t xml:space="preserve">Soni, H. (2026). ToolFailBench: Diagnosing tool-use failures in LLM agents. </w:t>
       </w:r>
       <w:r>
@@ -5975,6 +6367,22 @@
       <w:r>
         <w:rPr/>
         <w:t xml:space="preserve"> arXiv:2607.04686.</w:t>
+      </w:r>
+    </w:p>
+    <w:p>
+      <w:r>
+        <w:rPr/>
+        <w:t xml:space="preserve">Wiener, N. (1948). </w:t>
+      </w:r>
+      <w:r>
+        <w:rPr>
+          <w:i/>
+        </w:rPr>
+        <w:t>Cybernetics, or Control and Communication in the Animal and the Machine</w:t>
+      </w:r>
+      <w:r>
+        <w:rPr/>
+        <w:t>. John Wiley &amp; Sons.</w:t>
       </w:r>
     </w:p>
     <w:p>

--- a/viz/manuscript.docx
+++ b/viz/manuscript.docx
@@ -2190,6 +2190,68 @@
     </w:p>
     <w:p>
       <w:r>
+        <w:rPr>
+          <w:b/>
+        </w:rPr>
+        <w:t>In the frame's terms this is a criterion shift, and saying so is what keeps the two results from colliding.</w:t>
+      </w:r>
+      <w:r>
+        <w:rPr/>
+        <w:t xml:space="preserve"> The operating point moves down the confidence axis, so the system occupies a </w:t>
+      </w:r>
+      <w:r>
+        <w:rPr>
+          <w:b/>
+        </w:rPr>
+        <w:t>different point</w:t>
+      </w:r>
+      <w:r>
+        <w:rPr/>
+        <w:t xml:space="preserve"> on the coverage–error curve: fewer decisions at a broadly similar conditional error is a movement </w:t>
+      </w:r>
+      <w:r>
+        <w:rPr>
+          <w:i/>
+        </w:rPr>
+        <w:t>along</w:t>
+      </w:r>
+      <w:r>
+        <w:rPr/>
+        <w:t xml:space="preserve"> the curve, not a degradation </w:t>
+      </w:r>
+      <w:r>
+        <w:rPr>
+          <w:i/>
+        </w:rPr>
+        <w:t>of</w:t>
+      </w:r>
+      <w:r>
+        <w:rPr/>
+        <w:t xml:space="preserve"> it. Coverage is the rate; the conditional error among committed decisions is the distortion; the threshold is what selects between them, and the threshold did not change. What this section does </w:t>
+      </w:r>
+      <w:r>
+        <w:rPr>
+          <w:b/>
+        </w:rPr>
+        <w:t>not</w:t>
+      </w:r>
+      <w:r>
+        <w:rPr/>
+        <w:t xml:space="preserve"> establish is whether the curve itself moved — whether the same threshold now sits at a different height on a curve of a different shape. That is a question about </w:t>
+      </w:r>
+      <w:r>
+        <w:rPr>
+          <w:b/>
+        </w:rPr>
+        <w:t>sensitivity</w:t>
+      </w:r>
+      <w:r>
+        <w:rPr/>
+        <w:t xml:space="preserve"> rather than about the criterion, and it is the subject of the next section.</w:t>
+      </w:r>
+    </w:p>
+    <w:p>
+      <w:r>
         <w:drawing>
           <wp:inline xmlns:a="http://schemas.openxmlformats.org/drawingml/2006/main" xmlns:pic="http://schemas.openxmlformats.org/drawingml/2006/picture">
             <wp:extent cx="5760720" cy="1458462"/>
@@ -2852,7 +2914,47 @@
       </w:r>
       <w:r>
         <w:rPr/>
-        <w:t xml:space="preserve"> — at high enough corruption the surface form stops carrying the information that lets confidence track it, and the mechanism proposed below says so.</w:t>
+        <w:t xml:space="preserve"> — at high enough corruption the surface form stops carrying the information that lets confidence track it, and the mechanism proposed below says so. </w:t>
+      </w:r>
+      <w:r>
+        <w:rPr>
+          <w:b/>
+        </w:rPr>
+        <w:t xml:space="preserve">Stated in the frame's terms: what rises and then falls is the </w:t>
+      </w:r>
+      <w:r>
+        <w:rPr>
+          <w:b/>
+          <w:i/>
+        </w:rPr>
+        <w:t>curve</w:t>
+      </w:r>
+      <w:r>
+        <w:rPr>
+          <w:b/>
+        </w:rPr>
+        <w:t xml:space="preserve"> — sensitivity — while the movement of the criterion is monotone in the disturbance. A study reporting only its endpoint at </w:t>
+      </w:r>
+      <m:oMath>
+        <m:sSub>
+          <m:e>
+            <m:r>
+              <m:t>λ</m:t>
+            </m:r>
+          </m:e>
+          <m:sub>
+            <m:r>
+              <m:rPr>
+                <m:sty m:val="p"/>
+              </m:rPr>
+              <m:t>mid</m:t>
+            </m:r>
+          </m:sub>
+        </m:sSub>
+      </m:oMath>
+      <w:r>
+        <w:rPr/>
+        <w:t xml:space="preserve"> would have described this curve with one measurement and could not have seen it at all.</w:t>
       </w:r>
     </w:p>
     <w:p/>

--- a/viz/manuscript.docx
+++ b/viz/manuscript.docx
@@ -1380,7 +1380,7 @@
         <w:rPr>
           <w:b/>
         </w:rPr>
-        <w:t>A channel has a capacity, and that is what "structural" means</w:t>
+        <w:t>A channel has a capacity, and that is the classical form of what "structural" means</w:t>
       </w:r>
       <w:r>
         <w:rPr/>
@@ -1393,7 +1393,7 @@
       </m:oMath>
       <w:r>
         <w:rPr/>
-        <w:t xml:space="preserve"> is a transmitter; the model's reading of </w:t>
+        <w:t xml:space="preserve"> is a transmitter and the model's reading of </w:t>
       </w:r>
       <m:oMath>
         <m:r>
@@ -1402,7 +1402,7 @@
       </m:oMath>
       <w:r>
         <w:rPr/>
-        <w:t xml:space="preserve"> is a receiver; and Shannon's noisy-channel coding theorem says that below the channel's capacity </w:t>
+        <w:t xml:space="preserve"> is a receiver, and Shannon's noisy-channel coding theorem states that below a channel's capacity </w:t>
       </w:r>
       <m:oMath>
         <m:r>
@@ -1421,7 +1421,27 @@
       </w:r>
       <w:r>
         <w:rPr/>
-        <w:t xml:space="preserve">, while above it no scheme achieves it. The word </w:t>
+        <w:t xml:space="preserve"> while above it no scheme achieves it. </w:t>
+      </w:r>
+      <w:r>
+        <w:rPr>
+          <w:b/>
+        </w:rPr>
+        <w:t>What this paper takes is the form of that result, not an instance of it:</w:t>
+      </w:r>
+      <w:r>
+        <w:rPr/>
+        <w:t xml:space="preserve"> reliability has a bound fixed by the channel, the bound is a property of the channel rather than of the message, and no downstream design removes it. What is </w:t>
+      </w:r>
+      <w:r>
+        <w:rPr>
+          <w:i/>
+        </w:rPr>
+        <w:t>not</w:t>
+      </w:r>
+      <w:r>
+        <w:rPr/>
+        <w:t xml:space="preserve"> claimed is a computed capacity, or that the regime measured here is a coding-optimal one — the encoder is a human, and a human is not choosing a code. The word </w:t>
       </w:r>
       <w:r>
         <w:rPr>
@@ -1431,7 +1451,7 @@
       </w:r>
       <w:r>
         <w:rPr/>
-        <w:t xml:space="preserve"> in this paper's title is that theorem, not a figure of speech: the ecologically relevant regime has </w:t>
+        <w:t xml:space="preserve"> in this paper's title is that claim, not a figure of speech: the ecologically relevant regime has </w:t>
       </w:r>
       <m:oMath>
         <m:r>
@@ -1458,7 +1478,7 @@
         <w:rPr>
           <w:b/>
         </w:rPr>
-        <w:t>The gate selects an operating point on a rate–distortion curve</w:t>
+        <w:t>The gate selects an operating point on a frontier of the rate–distortion kind</w:t>
       </w:r>
       <w:r>
         <w:rPr/>
@@ -1480,23 +1500,53 @@
       </m:oMath>
       <w:r>
         <w:rPr/>
-        <w:t xml:space="preserve">. Read on this loop, </w:t>
+        <w:t xml:space="preserve">; it is the classical statement that a </w:t>
       </w:r>
       <w:r>
         <w:rPr>
           <w:b/>
         </w:rPr>
-        <w:t>coverage is the rate</w:t>
-      </w:r>
-      <w:r>
-        <w:rPr/>
-        <w:t xml:space="preserve"> — the share of decisions the system commits to — and </w:t>
+        <w:t>frontier</w:t>
+      </w:r>
+      <w:r>
+        <w:rPr/>
+        <w:t xml:space="preserve"> of admissible trade-offs exists and that a design selects a point on it. </w:t>
+      </w:r>
+      <w:r>
+        <w:rPr>
+          <w:b/>
+        </w:rPr>
+        <w:t>The frontier measured here is not an instance of that theorem, and the difference is stated rather than blurred.</w:t>
+      </w:r>
+      <w:r>
+        <w:rPr/>
+        <w:t xml:space="preserve"> The curve this study reads is the selective-prediction risk–coverage frontier, where </w:t>
+      </w:r>
+      <w:r>
+        <w:rPr>
+          <w:b/>
+        </w:rPr>
+        <w:t>coverage is the share of decisions the system commits to</w:t>
+      </w:r>
+      <w:r>
+        <w:rPr/>
+        <w:t xml:space="preserve"> and </w:t>
       </w:r>
       <w:r>
         <w:rPr>
           <w:b/>
         </w:rPr>
         <w:t>the conditional error among committed decisions is the distortion</w:t>
+      </w:r>
+      <w:r>
+        <w:rPr/>
+        <w:t xml:space="preserve">. Coverage is a proportion of decisions, not a bit rate, so no coding theorem bounds it. What transfers is the structure: the trade-off is a frontier, the frontier belongs to the channel and the instrument together rather than to the threshold, and the design's freedom is the </w:t>
+      </w:r>
+      <w:r>
+        <w:rPr>
+          <w:b/>
+        </w:rPr>
+        <w:t>point</w:t>
       </w:r>
       <w:r>
         <w:rPr/>

--- a/viz/manuscript.docx
+++ b/viz/manuscript.docx
@@ -1838,11 +1838,41 @@
         <w:rPr>
           <w:b/>
         </w:rPr>
-        <w:t>The intersection is empty.</w:t>
-      </w:r>
-      <w:r>
-        <w:rPr/>
-        <w:t xml:space="preserve"> (The gap is set out at length, with the two literatures named, in the Supplementary information, §T.2.) No study measures how the </w:t>
+        <w:t>The intersection is empty, and saying what it would predict is what makes the question worth posing.</w:t>
+      </w:r>
+      <w:r>
+        <w:rPr/>
+        <w:t xml:space="preserve"> Joined, the two literatures imply a claim neither makes alone: if typographic noise degrades performance in the aggregate, and if a deployed system decides from its own confidence, then </w:t>
+      </w:r>
+      <w:r>
+        <w:rPr>
+          <w:b/>
+        </w:rPr>
+        <w:t>corrupted input should push errors past the gate that was calibrated on clean text</w:t>
+      </w:r>
+      <w:r>
+        <w:rPr/>
+        <w:t xml:space="preserve"> — the </w:t>
+      </w:r>
+      <w:r>
+        <w:rPr>
+          <w:i/>
+        </w:rPr>
+        <w:t>silent-error premise</w:t>
+      </w:r>
+      <w:r>
+        <w:rPr/>
+        <w:t xml:space="preserve">. It is a consequence of the join rather than of either half, it is testable on a frozen instrument, and </w:t>
+      </w:r>
+      <w:r>
+        <w:rPr>
+          <w:b/>
+        </w:rPr>
+        <w:t>it has not been tested.</w:t>
+      </w:r>
+      <w:r>
+        <w:rPr/>
+        <w:t xml:space="preserve"> (The surveys behind this reading, with both literatures enumerated, are in the Supplementary information, §T.2.) No study measures how the </w:t>
       </w:r>
       <w:r>
         <w:rPr>
@@ -2010,7 +2040,7 @@
         <w:pStyle w:val="Heading3"/>
       </w:pPr>
       <w:r>
-        <w:t>The manipulation, and that it was the intended one</w:t>
+        <w:t>The disturbance was the one that was pre-registered</w:t>
       </w:r>
     </w:p>
     <w:p>
@@ -2088,7 +2118,7 @@
         <w:pStyle w:val="Heading3"/>
       </w:pPr>
       <w:r>
-        <w:t>Accuracy and coverage fall, as expected</w:t>
+        <w:t>The operating point moves down: the system answers less, not more wrongly</w:t>
       </w:r>
     </w:p>
     <w:p>
@@ -2383,7 +2413,7 @@
         <w:pStyle w:val="Heading3"/>
       </w:pPr>
       <w:r>
-        <w:t>The gate becomes more discriminative, not less</w:t>
+        <w:t>The gate becomes sharper, not weaker — the direction the premise denies</w:t>
       </w:r>
     </w:p>
     <w:p>
@@ -2843,7 +2873,7 @@
         <w:pStyle w:val="Heading3"/>
       </w:pPr>
       <w:r>
-        <w:t>One hypothesis was replaced before the run, and the record says so</w:t>
+        <w:t>The original hypothesis was refuted before the run, and its replacement then replicated</w:t>
       </w:r>
     </w:p>
     <w:p>
@@ -2887,7 +2917,7 @@
         <w:pStyle w:val="Heading3"/>
       </w:pPr>
       <w:r>
-        <w:t>The non-monotonicity is reported rather than smoothed</w:t>
+        <w:t>Sensitivity rises and then falls: the curve, not the point</w:t>
       </w:r>
     </w:p>
     <w:p>
@@ -3081,6 +3111,19 @@
           <w:i/>
         </w:rPr>
         <w:t>limitations</w:t>
+      </w:r>
+      <w:r>
+        <w:rPr>
+          <w:i/>
+        </w:rPr>
+        <w:t xml:space="preserve"> together with the </w:t>
+      </w:r>
+      <w:r>
+        <w:rPr>
+          <w:b/>
+          <w:i/>
+        </w:rPr>
+        <w:t>prediction that would falsify the mechanism</w:t>
       </w:r>
       <w:r>
         <w:rPr>
@@ -4229,7 +4272,7 @@
         <w:pStyle w:val="Heading3"/>
       </w:pPr>
       <w:r>
-        <w:t>Limitations</w:t>
+        <w:t>Limitations, and the prediction that would falsify the mechanism</w:t>
       </w:r>
     </w:p>
     <w:p>

--- a/viz/manuscript.docx
+++ b/viz/manuscript.docx
@@ -2062,7 +2062,37 @@
       </w:r>
       <w:r>
         <w:rPr/>
-        <w:t xml:space="preserve">. The two operating levels were fixed before the run by a non-saturating recoverability index — the posterior mass a noisy channel places on the intended word, with the channel being the generator's own QWERTY model — anchored on a published human result: the interior-scrambled condition of Rayner et al. (2006), in which readers recovered the intended word 0.4480 of the time. The milder level, </w:t>
+        <w:t xml:space="preserve">. The two operating levels were fixed before the run by a non-saturating recoverability index — the posterior mass a noisy channel places on the intended word, with the channel being the generator's own QWERTY model — anchored on a published human </w:t>
+      </w:r>
+      <w:r>
+        <w:rPr>
+          <w:b/>
+        </w:rPr>
+        <w:t>manipulation</w:t>
+      </w:r>
+      <w:r>
+        <w:rPr/>
+        <w:t xml:space="preserve"> measured under </w:t>
+      </w:r>
+      <w:r>
+        <w:rPr>
+          <w:b/>
+        </w:rPr>
+        <w:t>this</w:t>
+      </w:r>
+      <w:r>
+        <w:rPr/>
+        <w:t xml:space="preserve"> index: Rayner et al. (2006) rearranged the interior letters of each word while fixing the first and last, and published it as a reading cost. </w:t>
+      </w:r>
+      <w:r>
+        <w:rPr>
+          <w:b/>
+        </w:rPr>
+        <w:t>The value 0.4480 is what this paper's own recoverability index returns when it is applied to that condition — it is not a number quoted from Rayner</w:t>
+      </w:r>
+      <w:r>
+        <w:rPr/>
+        <w:t xml:space="preserve">, whose reported results are comprehension accuracy and reading time. The milder level, </w:t>
       </w:r>
       <m:oMath>
         <m:sSub>

--- a/viz/manuscript.docx
+++ b/viz/manuscript.docx
@@ -5058,7 +5058,17 @@
       </w:r>
       <w:r>
         <w:rPr/>
-        <w:t xml:space="preserve"> Fixed by a non-saturating recoverability index — the noisy-channel posterior mass on the intended word, channel = the generator's QWERTY model, prior = a published word-frequency list — anchored on Rayner et al.'s (2006) interior-scrambled condition at 0.4480. </w:t>
+        <w:t xml:space="preserve"> Fixed by a non-saturating recoverability index — the noisy-channel posterior mass on the intended word, channel = the generator's QWERTY model, prior = a published word-frequency list — anchored at 0.4480 — </w:t>
+      </w:r>
+      <w:r>
+        <w:rPr>
+          <w:b/>
+        </w:rPr>
+        <w:t>that value is this index's reading of Rayner et al.'s (2006) interior-scrambled condition, measured under this index rather than quoted from the paper</w:t>
+      </w:r>
+      <w:r>
+        <w:rPr/>
+        <w:t xml:space="preserve">. </w:t>
       </w:r>
       <m:oMath>
         <m:sSub>
@@ -6396,7 +6406,7 @@
       </w:r>
       <w:r>
         <w:rPr/>
-        <w:t xml:space="preserve"> The pre-registration record and its amendments, the stimulus bank and its generator, the analysis scripts and the guard suite, the confirmatory trial record, the figure pipeline and the machine-checked development are maintained as one versioned repository alongside this manuscript. Three things are pinned rather than described: the protocol by content digest (sha256 81dcbad6f097584d831c32c12120ae800f2400cb507dc96ccb87adde40a3b014), the instrument by revision digest and per-file SHA-256 with an integrity guard that re-verifies it on every run, and every reported number by the script that derives it from the trial record — so no figure, table or value in this paper depends on a hand-entered quantity. The confirmatory trial record (13,692 rows) is regenerated by one command from the pinned instrument over the pre-built test bank.</w:t>
+        <w:t xml:space="preserve"> The pre-registration record and its amendments, the stimulus bank and its generator, the analysis scripts and the guard suite, the confirmatory trial record, the figure pipeline and the machine-checked development are maintained as one versioned repository alongside this manuscript. Three things are pinned rather than described: the protocol by content digest (sha256 724fb00f8a1718ca5dc09d60be87854a4452ea4ff98ac1a8c73cb4a85fd153c1), the instrument by revision digest and per-file SHA-256 with an integrity guard that re-verifies it on every run, and every reported number by the script that derives it from the trial record — so no figure, table or value in this paper depends on a hand-entered quantity. The confirmatory trial record (13,692 rows) is regenerated by one command from the pinned instrument over the pre-built test bank.</w:t>
       </w:r>
     </w:p>
     <w:p/>
